--- a/各类表格/6.3 编制完整等保测评报告/素材3-5：测评报告示例（完整版）.docx
+++ b/各类表格/6.3 编制完整等保测评报告/素材3-5：测评报告示例（完整版）.docx
@@ -8256,67 +8256,57 @@
         <w:rPr>
           <w:rFonts w:ascii="Times New Roman" w:hAnsi="Times New Roman"/>
         </w:rPr>
-        <w:t>本次抽取的</w:t>
+        <w:t>本次抽取的 25 个测评项中，符合 13 项、部分符合 4 项、不符合 8 项、不适用 0 项。</w:t>
       </w:r>
       <w:r>
         <w:rPr>
           <w:rFonts w:ascii="Times New Roman" w:hAnsi="Times New Roman"/>
         </w:rPr>
-        <w:t xml:space="preserve"> 25 </w:t>
       </w:r>
       <w:r>
         <w:rPr>
           <w:rFonts w:ascii="Times New Roman" w:hAnsi="Times New Roman"/>
         </w:rPr>
-        <w:t>个测评项中，符合</w:t>
       </w:r>
       <w:r>
         <w:rPr>
           <w:rFonts w:ascii="Times New Roman" w:hAnsi="Times New Roman"/>
         </w:rPr>
-        <w:t xml:space="preserve"> 13 </w:t>
       </w:r>
       <w:r>
         <w:rPr>
           <w:rFonts w:ascii="Times New Roman" w:hAnsi="Times New Roman"/>
         </w:rPr>
-        <w:t>项、部分符合</w:t>
       </w:r>
       <w:r>
         <w:rPr>
           <w:rFonts w:ascii="Times New Roman" w:hAnsi="Times New Roman"/>
         </w:rPr>
-        <w:t xml:space="preserve"> 5 </w:t>
       </w:r>
       <w:r>
         <w:rPr>
           <w:rFonts w:ascii="Times New Roman" w:hAnsi="Times New Roman"/>
         </w:rPr>
-        <w:t>项、不符合</w:t>
       </w:r>
       <w:r>
         <w:rPr>
           <w:rFonts w:ascii="Times New Roman" w:hAnsi="Times New Roman"/>
         </w:rPr>
-        <w:t xml:space="preserve"> 7 </w:t>
       </w:r>
       <w:r>
         <w:rPr>
           <w:rFonts w:ascii="Times New Roman" w:hAnsi="Times New Roman"/>
         </w:rPr>
-        <w:t>项、不适用</w:t>
       </w:r>
       <w:r>
         <w:rPr>
           <w:rFonts w:ascii="Times New Roman" w:hAnsi="Times New Roman"/>
         </w:rPr>
-        <w:t xml:space="preserve"> 0 </w:t>
       </w:r>
       <w:r>
         <w:rPr>
           <w:rFonts w:ascii="Times New Roman" w:hAnsi="Times New Roman"/>
         </w:rPr>
-        <w:t>项。</w:t>
       </w:r>
     </w:p>
     <w:p>
@@ -9330,79 +9320,67 @@
         <w:rPr>
           <w:rFonts w:ascii="Times New Roman" w:hAnsi="Times New Roman"/>
         </w:rPr>
-        <w:t>系统网络划分为互联网接入区、</w:t>
+        <w:t>系统网络划分为互联网接入区、DMZ 区、核心业务区、办公区、管理区 5 个区域。本层面抽取 5 个测评项，其中符合 2 项、不符合 3 项。</w:t>
       </w:r>
       <w:r>
         <w:rPr>
           <w:rFonts w:ascii="Times New Roman" w:hAnsi="Times New Roman"/>
         </w:rPr>
-        <w:t xml:space="preserve">DMZ </w:t>
       </w:r>
       <w:r>
         <w:rPr>
           <w:rFonts w:ascii="Times New Roman" w:hAnsi="Times New Roman"/>
         </w:rPr>
-        <w:t>区、核心业务区、办公区、管理区</w:t>
       </w:r>
       <w:r>
         <w:rPr>
           <w:rFonts w:ascii="Times New Roman" w:hAnsi="Times New Roman"/>
         </w:rPr>
-        <w:t xml:space="preserve"> 5 </w:t>
       </w:r>
       <w:r>
         <w:rPr>
           <w:rFonts w:ascii="Times New Roman" w:hAnsi="Times New Roman"/>
         </w:rPr>
-        <w:t>个区域。本层面抽取</w:t>
       </w:r>
       <w:r>
         <w:rPr>
           <w:rFonts w:ascii="Times New Roman" w:hAnsi="Times New Roman"/>
         </w:rPr>
-        <w:t xml:space="preserve"> 5 </w:t>
       </w:r>
       <w:r>
         <w:rPr>
           <w:rFonts w:ascii="Times New Roman" w:hAnsi="Times New Roman"/>
         </w:rPr>
-        <w:t>个测评项，其中符合</w:t>
       </w:r>
       <w:r>
         <w:rPr>
           <w:rFonts w:ascii="Times New Roman" w:hAnsi="Times New Roman"/>
         </w:rPr>
-        <w:t xml:space="preserve"> 2 </w:t>
       </w:r>
       <w:r>
         <w:rPr>
           <w:rFonts w:ascii="Times New Roman" w:hAnsi="Times New Roman"/>
         </w:rPr>
-        <w:t>项、部分符合</w:t>
       </w:r>
       <w:r>
         <w:rPr>
           <w:rFonts w:ascii="Times New Roman" w:hAnsi="Times New Roman"/>
         </w:rPr>
-        <w:t xml:space="preserve"> 1 </w:t>
       </w:r>
       <w:r>
         <w:rPr>
           <w:rFonts w:ascii="Times New Roman" w:hAnsi="Times New Roman"/>
         </w:rPr>
-        <w:t>项、不符合</w:t>
       </w:r>
       <w:r>
         <w:rPr>
           <w:rFonts w:ascii="Times New Roman" w:hAnsi="Times New Roman"/>
         </w:rPr>
-        <w:t xml:space="preserve"> 2 </w:t>
       </w:r>
       <w:r>
         <w:rPr>
           <w:rFonts w:ascii="Times New Roman" w:hAnsi="Times New Roman"/>
         </w:rPr>
-        <w:t>项。</w:t>
       </w:r>
     </w:p>
     <w:p>
@@ -9771,7 +9749,7 @@
                 <w:color w:val="B26A00"/>
                 <w:sz w:val="21"/>
               </w:rPr>
-              <w:t>部分符合</w:t>
+              <w:t>不符合</w:t>
             </w:r>
           </w:p>
         </w:tc>
@@ -9792,7 +9770,7 @@
                 <w:rFonts w:ascii="Times New Roman" w:hAnsi="Times New Roman"/>
                 <w:sz w:val="21"/>
               </w:rPr>
-              <w:t>办公区与核心业务区之间未配置访问控制策略，办公终端可直接访问服务器网段；未发生横向移动事件，但不满足区域间按最小权限隔离的要求。</w:t>
+              <w:t>办公区与核心业务区之间未配置访问控制策略，办公终端可直接访问服务器网段，不满足区域间按最小权限隔离的要求；依据高风险判定规则，该问题属高风险问题，该项直接判定为不符合。</w:t>
             </w:r>
           </w:p>
         </w:tc>
@@ -13787,7 +13765,7 @@
                 <w:rFonts w:ascii="Times New Roman" w:hAnsi="Times New Roman"/>
                 <w:sz w:val="21"/>
               </w:rPr>
-              <w:t>1</w:t>
+              <w:t>0</w:t>
             </w:r>
           </w:p>
         </w:tc>
@@ -13808,7 +13786,7 @@
                 <w:rFonts w:ascii="Times New Roman" w:hAnsi="Times New Roman"/>
                 <w:sz w:val="21"/>
               </w:rPr>
-              <w:t>2</w:t>
+              <w:t>3</w:t>
             </w:r>
           </w:p>
         </w:tc>
@@ -14835,7 +14813,7 @@
                 <w:rFonts w:ascii="Times New Roman" w:hAnsi="Times New Roman"/>
                 <w:sz w:val="21"/>
               </w:rPr>
-              <w:t>5</w:t>
+              <w:t>4</w:t>
             </w:r>
           </w:p>
         </w:tc>
@@ -14856,7 +14834,7 @@
                 <w:rFonts w:ascii="Times New Roman" w:hAnsi="Times New Roman"/>
                 <w:sz w:val="21"/>
               </w:rPr>
-              <w:t>7</w:t>
+              <w:t>8</w:t>
             </w:r>
           </w:p>
         </w:tc>
@@ -14917,56 +14895,49 @@
           <w:rFonts w:ascii="Times New Roman" w:hAnsi="Times New Roman"/>
           <w:sz w:val="18"/>
         </w:rPr>
-        <w:t>符合率</w:t>
+        <w:t>符合率 52.0%（13÷25），部分符合率 16.0%，不符合率 32.0%</w:t>
       </w:r>
       <w:r>
         <w:rPr>
           <w:rFonts w:ascii="Times New Roman" w:hAnsi="Times New Roman"/>
           <w:sz w:val="18"/>
         </w:rPr>
-        <w:t xml:space="preserve"> 52.0%</w:t>
       </w:r>
       <w:r>
         <w:rPr>
           <w:rFonts w:ascii="Times New Roman" w:hAnsi="Times New Roman"/>
           <w:sz w:val="18"/>
         </w:rPr>
-        <w:t>（</w:t>
       </w:r>
       <w:r>
         <w:rPr>
           <w:rFonts w:ascii="Times New Roman" w:hAnsi="Times New Roman"/>
           <w:sz w:val="18"/>
         </w:rPr>
-        <w:t>13÷25</w:t>
       </w:r>
       <w:r>
         <w:rPr>
           <w:rFonts w:ascii="Times New Roman" w:hAnsi="Times New Roman"/>
           <w:sz w:val="18"/>
         </w:rPr>
-        <w:t>），部分符合率</w:t>
       </w:r>
       <w:r>
         <w:rPr>
           <w:rFonts w:ascii="Times New Roman" w:hAnsi="Times New Roman"/>
           <w:sz w:val="18"/>
         </w:rPr>
-        <w:t xml:space="preserve"> 20.0%</w:t>
       </w:r>
       <w:r>
         <w:rPr>
           <w:rFonts w:ascii="Times New Roman" w:hAnsi="Times New Roman"/>
           <w:sz w:val="18"/>
         </w:rPr>
-        <w:t>，不符合率</w:t>
       </w:r>
       <w:r>
         <w:rPr>
           <w:rFonts w:ascii="Times New Roman" w:hAnsi="Times New Roman"/>
           <w:sz w:val="18"/>
         </w:rPr>
-        <w:t xml:space="preserve"> 28.0%</w:t>
       </w:r>
     </w:p>
     <w:p>
@@ -14981,103 +14952,87 @@
         <w:rPr>
           <w:rFonts w:ascii="Times New Roman" w:hAnsi="Times New Roman"/>
         </w:rPr>
-        <w:t>从分布看：技术层面</w:t>
+        <w:t>从分布看：技术层面 20 项中符合 11 项、部分符合 2 项、不符合 7 项；管理层面 5 项中符合 2 项、部分符合 2 项、不符合 1 项。技术层面的问题集中在通信网络（硬件冗余、通信保密性、区域隔离）、区域边界（入侵防范）与计算环境（身份鉴别、漏洞管理），均为防护链路上的关键环节；管理层面的问题集中在制度完备性与运维执行。</w:t>
       </w:r>
       <w:r>
         <w:rPr>
           <w:rFonts w:ascii="Times New Roman" w:hAnsi="Times New Roman"/>
         </w:rPr>
-        <w:t xml:space="preserve"> 20 </w:t>
       </w:r>
       <w:r>
         <w:rPr>
           <w:rFonts w:ascii="Times New Roman" w:hAnsi="Times New Roman"/>
         </w:rPr>
-        <w:t>项中符合</w:t>
       </w:r>
       <w:r>
         <w:rPr>
           <w:rFonts w:ascii="Times New Roman" w:hAnsi="Times New Roman"/>
         </w:rPr>
-        <w:t xml:space="preserve"> 11 </w:t>
       </w:r>
       <w:r>
         <w:rPr>
           <w:rFonts w:ascii="Times New Roman" w:hAnsi="Times New Roman"/>
         </w:rPr>
-        <w:t>项、部分符合</w:t>
       </w:r>
       <w:r>
         <w:rPr>
           <w:rFonts w:ascii="Times New Roman" w:hAnsi="Times New Roman"/>
         </w:rPr>
-        <w:t xml:space="preserve"> 3 </w:t>
       </w:r>
       <w:r>
         <w:rPr>
           <w:rFonts w:ascii="Times New Roman" w:hAnsi="Times New Roman"/>
         </w:rPr>
-        <w:t>项、不符合</w:t>
       </w:r>
       <w:r>
         <w:rPr>
           <w:rFonts w:ascii="Times New Roman" w:hAnsi="Times New Roman"/>
         </w:rPr>
-        <w:t xml:space="preserve"> 6 </w:t>
       </w:r>
       <w:r>
         <w:rPr>
           <w:rFonts w:ascii="Times New Roman" w:hAnsi="Times New Roman"/>
         </w:rPr>
-        <w:t>项；管理层面</w:t>
       </w:r>
       <w:r>
         <w:rPr>
           <w:rFonts w:ascii="Times New Roman" w:hAnsi="Times New Roman"/>
         </w:rPr>
-        <w:t xml:space="preserve"> 5 </w:t>
       </w:r>
       <w:r>
         <w:rPr>
           <w:rFonts w:ascii="Times New Roman" w:hAnsi="Times New Roman"/>
         </w:rPr>
-        <w:t>项中符合</w:t>
       </w:r>
       <w:r>
         <w:rPr>
           <w:rFonts w:ascii="Times New Roman" w:hAnsi="Times New Roman"/>
         </w:rPr>
-        <w:t xml:space="preserve"> 2 </w:t>
       </w:r>
       <w:r>
         <w:rPr>
           <w:rFonts w:ascii="Times New Roman" w:hAnsi="Times New Roman"/>
         </w:rPr>
-        <w:t>项、部分符合</w:t>
       </w:r>
       <w:r>
         <w:rPr>
           <w:rFonts w:ascii="Times New Roman" w:hAnsi="Times New Roman"/>
         </w:rPr>
-        <w:t xml:space="preserve"> 2 </w:t>
       </w:r>
       <w:r>
         <w:rPr>
           <w:rFonts w:ascii="Times New Roman" w:hAnsi="Times New Roman"/>
         </w:rPr>
-        <w:t>项、不符合</w:t>
       </w:r>
       <w:r>
         <w:rPr>
           <w:rFonts w:ascii="Times New Roman" w:hAnsi="Times New Roman"/>
         </w:rPr>
-        <w:t xml:space="preserve"> 1 </w:t>
       </w:r>
       <w:r>
         <w:rPr>
           <w:rFonts w:ascii="Times New Roman" w:hAnsi="Times New Roman"/>
         </w:rPr>
-        <w:t>项。技术层面的问题集中在通信网络（硬件冗余、通信保密性、区域隔离）、区域边界（入侵防范）与计算环境（身份鉴别、漏洞管理），均为防护链路上的关键环节；管理层面的问题集中在制度完备性与运维执行。</w:t>
       </w:r>
     </w:p>
     <w:p>
@@ -15427,21 +15382,19 @@
                 <w:rFonts w:ascii="Times New Roman" w:hAnsi="Times New Roman"/>
                 <w:sz w:val="21"/>
               </w:rPr>
-              <w:t>存在一定数量的不符合项或部分符合项，但主要安全措施已建立并有效运行，未出现导致系统整体安全性失效的情形，综合得分</w:t>
-            </w:r>
-            <w:r>
-              <w:rPr>
-                <w:rFonts w:ascii="Times New Roman" w:hAnsi="Times New Roman"/>
-                <w:sz w:val="21"/>
-              </w:rPr>
-              <w:t xml:space="preserve"> 60—90 </w:t>
-            </w:r>
-            <w:r>
-              <w:rPr>
-                <w:rFonts w:ascii="Times New Roman" w:hAnsi="Times New Roman"/>
-                <w:sz w:val="21"/>
-              </w:rPr>
-              <w:t>分</w:t>
+              <w:t>存在一定数量的不符合项或部分符合项，但主要安全措施已建立并有效运行，未出现导致系统整体安全性失效的情形，且不存在高风险项，综合得分 60—90 分</w:t>
+            </w:r>
+            <w:r>
+              <w:rPr>
+                <w:rFonts w:ascii="Times New Roman" w:hAnsi="Times New Roman"/>
+                <w:sz w:val="21"/>
+              </w:rPr>
+            </w:r>
+            <w:r>
+              <w:rPr>
+                <w:rFonts w:ascii="Times New Roman" w:hAnsi="Times New Roman"/>
+                <w:sz w:val="21"/>
+              </w:rPr>
             </w:r>
           </w:p>
         </w:tc>
@@ -15489,21 +15442,19 @@
                 <w:rFonts w:ascii="Times New Roman" w:hAnsi="Times New Roman"/>
                 <w:sz w:val="21"/>
               </w:rPr>
-              <w:t>存在大量不符合项，或关键安全措施整体缺失，系统安全性无法保证，综合得分低于</w:t>
-            </w:r>
-            <w:r>
-              <w:rPr>
-                <w:rFonts w:ascii="Times New Roman" w:hAnsi="Times New Roman"/>
-                <w:sz w:val="21"/>
-              </w:rPr>
-              <w:t xml:space="preserve"> 60 </w:t>
-            </w:r>
-            <w:r>
-              <w:rPr>
-                <w:rFonts w:ascii="Times New Roman" w:hAnsi="Times New Roman"/>
-                <w:sz w:val="21"/>
-              </w:rPr>
-              <w:t>分</w:t>
+              <w:t>存在高风险项（不论数量多少、得分高低，一票否决），或存在大量不符合项，或关键安全措施整体缺失，系统安全性无法保证，综合得分低于 60 分</w:t>
+            </w:r>
+            <w:r>
+              <w:rPr>
+                <w:rFonts w:ascii="Times New Roman" w:hAnsi="Times New Roman"/>
+                <w:sz w:val="21"/>
+              </w:rPr>
+            </w:r>
+            <w:r>
+              <w:rPr>
+                <w:rFonts w:ascii="Times New Roman" w:hAnsi="Times New Roman"/>
+                <w:sz w:val="21"/>
+              </w:rPr>
             </w:r>
           </w:p>
         </w:tc>
@@ -15521,91 +15472,77 @@
         <w:rPr>
           <w:rFonts w:ascii="Times New Roman" w:hAnsi="Times New Roman"/>
         </w:rPr>
-        <w:t>按</w:t>
+        <w:t>按“符合计 1.0 分、部分符合计 0.5 分、不符合计 0 分”加权计算，本次综合得分为 60.0 分〔(13×1.0 + 4×0.5) ÷ 25 × 100〕。</w:t>
       </w:r>
       <w:r>
         <w:rPr>
           <w:rFonts w:ascii="Times New Roman" w:hAnsi="Times New Roman"/>
         </w:rPr>
-        <w:t>“</w:t>
       </w:r>
       <w:r>
         <w:rPr>
           <w:rFonts w:ascii="Times New Roman" w:hAnsi="Times New Roman"/>
         </w:rPr>
-        <w:t>符合计</w:t>
       </w:r>
       <w:r>
         <w:rPr>
           <w:rFonts w:ascii="Times New Roman" w:hAnsi="Times New Roman"/>
         </w:rPr>
-        <w:t xml:space="preserve"> 1.0 </w:t>
       </w:r>
       <w:r>
         <w:rPr>
           <w:rFonts w:ascii="Times New Roman" w:hAnsi="Times New Roman"/>
         </w:rPr>
-        <w:t>分、部分符合计</w:t>
       </w:r>
       <w:r>
         <w:rPr>
           <w:rFonts w:ascii="Times New Roman" w:hAnsi="Times New Roman"/>
         </w:rPr>
-        <w:t xml:space="preserve"> 0.5 </w:t>
       </w:r>
       <w:r>
         <w:rPr>
           <w:rFonts w:ascii="Times New Roman" w:hAnsi="Times New Roman"/>
         </w:rPr>
-        <w:t>分、不符合计</w:t>
       </w:r>
       <w:r>
         <w:rPr>
           <w:rFonts w:ascii="Times New Roman" w:hAnsi="Times New Roman"/>
         </w:rPr>
-        <w:t xml:space="preserve"> 0 </w:t>
       </w:r>
       <w:r>
         <w:rPr>
           <w:rFonts w:ascii="Times New Roman" w:hAnsi="Times New Roman"/>
         </w:rPr>
-        <w:t>分</w:t>
       </w:r>
       <w:r>
         <w:rPr>
           <w:rFonts w:ascii="Times New Roman" w:hAnsi="Times New Roman"/>
         </w:rPr>
-        <w:t>”</w:t>
       </w:r>
       <w:r>
         <w:rPr>
           <w:rFonts w:ascii="Times New Roman" w:hAnsi="Times New Roman"/>
         </w:rPr>
-        <w:t>加权计算，本次综合得分为</w:t>
       </w:r>
       <w:r>
         <w:rPr>
           <w:rFonts w:ascii="Times New Roman" w:hAnsi="Times New Roman"/>
         </w:rPr>
-        <w:t xml:space="preserve"> 62.0 </w:t>
       </w:r>
       <w:r>
         <w:rPr>
           <w:rFonts w:ascii="Times New Roman" w:hAnsi="Times New Roman"/>
         </w:rPr>
-        <w:t>分〔</w:t>
       </w:r>
       <w:r>
         <w:rPr>
           <w:rFonts w:ascii="Times New Roman" w:hAnsi="Times New Roman"/>
         </w:rPr>
-        <w:t>(13×1.0 + 5×0.5) ÷ 25 × 100</w:t>
       </w:r>
       <w:r>
         <w:rPr>
           <w:rFonts w:ascii="Times New Roman" w:hAnsi="Times New Roman"/>
         </w:rPr>
-        <w:t>〕。</w:t>
       </w:r>
     </w:p>
     <w:p>
@@ -15620,19 +15557,17 @@
         <w:rPr>
           <w:rFonts w:ascii="Times New Roman" w:hAnsi="Times New Roman"/>
         </w:rPr>
-        <w:t>综上，</w:t>
+        <w:t>综上，XX市政务信息服务平台不符合网络安全等级保护第三级要求。判断依据如下：</w:t>
       </w:r>
       <w:r>
         <w:rPr>
           <w:rFonts w:ascii="Times New Roman" w:hAnsi="Times New Roman"/>
         </w:rPr>
-        <w:t>XX</w:t>
       </w:r>
       <w:r>
         <w:rPr>
           <w:rFonts w:ascii="Times New Roman" w:hAnsi="Times New Roman"/>
         </w:rPr>
-        <w:t>市政务信息服务平台基本符合网络安全等级保护第三级要求。判断依据如下：</w:t>
       </w:r>
     </w:p>
     <w:p>
@@ -15701,43 +15636,37 @@
         <w:rPr>
           <w:rFonts w:ascii="Times New Roman" w:hAnsi="Times New Roman"/>
         </w:rPr>
-        <w:t>（</w:t>
+        <w:t>（3）存在 8 项不符合，其中 6 项为高风险，涉及设备单点、明文传输、无入侵检测、单因素认证、高危漏洞未修复、区域未隔离，任一项均可被攻击者直接利用，已构成重大安全隐患；</w:t>
       </w:r>
       <w:r>
         <w:rPr>
           <w:rFonts w:ascii="Times New Roman" w:hAnsi="Times New Roman"/>
         </w:rPr>
-        <w:t>3</w:t>
       </w:r>
       <w:r>
         <w:rPr>
           <w:rFonts w:ascii="Times New Roman" w:hAnsi="Times New Roman"/>
         </w:rPr>
-        <w:t>）存在</w:t>
       </w:r>
       <w:r>
         <w:rPr>
           <w:rFonts w:ascii="Times New Roman" w:hAnsi="Times New Roman"/>
         </w:rPr>
-        <w:t xml:space="preserve"> 7 </w:t>
       </w:r>
       <w:r>
         <w:rPr>
           <w:rFonts w:ascii="Times New Roman" w:hAnsi="Times New Roman"/>
         </w:rPr>
-        <w:t>项不符合，其中</w:t>
       </w:r>
       <w:r>
         <w:rPr>
           <w:rFonts w:ascii="Times New Roman" w:hAnsi="Times New Roman"/>
         </w:rPr>
-        <w:t xml:space="preserve"> 5 </w:t>
       </w:r>
       <w:r>
         <w:rPr>
           <w:rFonts w:ascii="Times New Roman" w:hAnsi="Times New Roman"/>
         </w:rPr>
-        <w:t>项为高风险，涉及入侵检测缺失、高危漏洞未修复、单因素认证、明文传输与设备单点，虽未导致系统整体防护失效，但已构成实质性风险；</w:t>
       </w:r>
     </w:p>
     <w:p>
@@ -15752,92 +15681,77 @@
         <w:rPr>
           <w:rFonts w:ascii="Times New Roman" w:hAnsi="Times New Roman"/>
         </w:rPr>
-        <w:lastRenderedPageBreak/>
-        <w:t>（</w:t>
+        <w:t>（4）综合得分 60.0 分；且依据判定标准，只要存在高风险项，整体结论即判为“不符合”，与得分高低无关。须立即组织高风险项整改，整改完成后申请复测。</w:t>
       </w:r>
       <w:r>
         <w:rPr>
           <w:rFonts w:ascii="Times New Roman" w:hAnsi="Times New Roman"/>
         </w:rPr>
-        <w:t>4</w:t>
       </w:r>
       <w:r>
         <w:rPr>
           <w:rFonts w:ascii="Times New Roman" w:hAnsi="Times New Roman"/>
         </w:rPr>
-        <w:t>）综合得分</w:t>
       </w:r>
       <w:r>
         <w:rPr>
           <w:rFonts w:ascii="Times New Roman" w:hAnsi="Times New Roman"/>
         </w:rPr>
-        <w:t xml:space="preserve"> 62.0 </w:t>
       </w:r>
       <w:r>
         <w:rPr>
           <w:rFonts w:ascii="Times New Roman" w:hAnsi="Times New Roman"/>
         </w:rPr>
-        <w:t>分处于</w:t>
       </w:r>
       <w:r>
         <w:rPr>
           <w:rFonts w:ascii="Times New Roman" w:hAnsi="Times New Roman"/>
         </w:rPr>
-        <w:t>“</w:t>
       </w:r>
       <w:r>
         <w:rPr>
           <w:rFonts w:ascii="Times New Roman" w:hAnsi="Times New Roman"/>
         </w:rPr>
-        <w:t>基本符合</w:t>
       </w:r>
       <w:r>
         <w:rPr>
           <w:rFonts w:ascii="Times New Roman" w:hAnsi="Times New Roman"/>
         </w:rPr>
-        <w:t>”</w:t>
       </w:r>
       <w:r>
         <w:rPr>
           <w:rFonts w:ascii="Times New Roman" w:hAnsi="Times New Roman"/>
         </w:rPr>
-        <w:t>区间下沿，须在</w:t>
       </w:r>
       <w:r>
         <w:rPr>
           <w:rFonts w:ascii="Times New Roman" w:hAnsi="Times New Roman"/>
         </w:rPr>
-        <w:t xml:space="preserve"> 3 </w:t>
       </w:r>
       <w:r>
         <w:rPr>
           <w:rFonts w:ascii="Times New Roman" w:hAnsi="Times New Roman"/>
         </w:rPr>
-        <w:t>个月内完成高风险项整改并申请复测，否则存在降级为</w:t>
       </w:r>
       <w:r>
         <w:rPr>
           <w:rFonts w:ascii="Times New Roman" w:hAnsi="Times New Roman"/>
         </w:rPr>
-        <w:t>“</w:t>
       </w:r>
       <w:r>
         <w:rPr>
           <w:rFonts w:ascii="Times New Roman" w:hAnsi="Times New Roman"/>
         </w:rPr>
-        <w:t>不符合</w:t>
       </w:r>
       <w:r>
         <w:rPr>
           <w:rFonts w:ascii="Times New Roman" w:hAnsi="Times New Roman"/>
         </w:rPr>
-        <w:t>”</w:t>
       </w:r>
       <w:r>
         <w:rPr>
           <w:rFonts w:ascii="Times New Roman" w:hAnsi="Times New Roman"/>
         </w:rPr>
-        <w:t>的风险。</w:t>
       </w:r>
     </w:p>
     <w:p>
